--- a/td5/report.docx
+++ b/td5/report.docx
@@ -3,19 +3,14 @@
 <w:document xmlns:wpc="http://schemas.microsoft.com/office/word/2010/wordprocessingCanvas" xmlns:cx="http://schemas.microsoft.com/office/drawing/2014/chartex" xmlns:cx1="http://schemas.microsoft.com/office/drawing/2015/9/8/chartex" xmlns:cx2="http://schemas.microsoft.com/office/drawing/2015/10/21/chartex" xmlns:cx3="http://schemas.microsoft.com/office/drawing/2016/5/9/chartex" xmlns:cx4="http://schemas.microsoft.com/office/drawing/2016/5/10/chartex" xmlns:cx5="http://schemas.microsoft.com/office/drawing/2016/5/11/chartex" xmlns:cx6="http://schemas.microsoft.com/office/drawing/2016/5/12/chartex" xmlns:cx7="http://schemas.microsoft.com/office/drawing/2016/5/13/chartex" xmlns:cx8="http://schemas.microsoft.com/office/drawing/2016/5/14/chartex" xmlns:mc="http://schemas.openxmlformats.org/markup-compatibility/2006" xmlns:aink="http://schemas.microsoft.com/office/drawing/2016/ink" xmlns:am3d="http://schemas.microsoft.com/office/drawing/2017/model3d" xmlns:o="urn:schemas-microsoft-com:office:office" xmlns:oel="http://schemas.microsoft.com/office/2019/extlst" xmlns:r="http://schemas.openxmlformats.org/officeDocument/2006/relationships" xmlns:m="http://schemas.openxmlformats.org/officeDocument/2006/math" xmlns:v="urn:schemas-microsoft-com:vml" xmlns:wp14="http://schemas.microsoft.com/office/word/2010/wordprocessingDrawing" xmlns:wp="http://schemas.openxmlformats.org/drawingml/2006/wordprocessingDrawing" xmlns:w10="urn:schemas-microsoft-com:office:word" xmlns:w="http://schemas.openxmlformats.org/wordprocessingml/2006/main" xmlns:w14="http://schemas.microsoft.com/office/word/2010/wordml" xmlns:w15="http://schemas.microsoft.com/office/word/2012/wordml" xmlns:w16cex="http://schemas.microsoft.com/office/word/2018/wordml/cex" xmlns:w16cid="http://schemas.microsoft.com/office/word/2016/wordml/cid" xmlns:w16="http://schemas.microsoft.com/office/word/2018/wordml" xmlns:w16du="http://schemas.microsoft.com/office/word/2023/wordml/word16du" xmlns:w16sdtdh="http://schemas.microsoft.com/office/word/2020/wordml/sdtdatahash" xmlns:w16sdtfl="http://schemas.microsoft.com/office/word/2024/wordml/sdtformatlock" xmlns:w16se="http://schemas.microsoft.com/office/word/2015/wordml/symex" xmlns:wpg="http://schemas.microsoft.com/office/word/2010/wordprocessingGroup" xmlns:wpi="http://schemas.microsoft.com/office/word/2010/wordprocessingInk" xmlns:wne="http://schemas.microsoft.com/office/word/2006/wordml" xmlns:wps="http://schemas.microsoft.com/office/word/2010/wordprocessingShape" mc:Ignorable="w14 w15 w16se w16cid w16 w16cex w16sdtdh w16sdtfl w16du wp14">
   <w:body>
     <w:p>
-      <w:pPr>
-        <w:rPr>
-          <w:rFonts w:hint="eastAsia"/>
-        </w:rPr>
-      </w:pPr>
       <w:r>
         <w:rPr>
           <w:noProof/>
         </w:rPr>
         <w:drawing>
-          <wp:inline distT="0" distB="0" distL="0" distR="0" wp14:anchorId="4109E63F" wp14:editId="779CA6C0">
-            <wp:extent cx="4926255" cy="7486650"/>
-            <wp:effectExtent l="0" t="0" r="8255" b="0"/>
+          <wp:inline distT="0" distB="0" distL="0" distR="0" wp14:anchorId="4109E63F" wp14:editId="01109ABB">
+            <wp:extent cx="4117746" cy="6257925"/>
+            <wp:effectExtent l="0" t="0" r="0" b="0"/>
             <wp:docPr id="1263739028" name="图片 1" descr="图形用户界面, 文本, 应用程序&#10;&#10;AI 生成的内容可能不正确。"/>
             <wp:cNvGraphicFramePr>
               <a:graphicFrameLocks xmlns:a="http://schemas.openxmlformats.org/drawingml/2006/main" noChangeAspect="1"/>
@@ -36,7 +31,7 @@
                   <pic:spPr>
                     <a:xfrm>
                       <a:off x="0" y="0"/>
-                      <a:ext cx="4938564" cy="7505357"/>
+                      <a:ext cx="4135562" cy="6285000"/>
                     </a:xfrm>
                     <a:prstGeom prst="rect">
                       <a:avLst/>
@@ -48,6 +43,53 @@
           </wp:inline>
         </w:drawing>
       </w:r>
+      <w:r>
+        <w:rPr>
+          <w:noProof/>
+        </w:rPr>
+        <w:drawing>
+          <wp:inline distT="0" distB="0" distL="0" distR="0" wp14:anchorId="43CBEE7B" wp14:editId="0901B10E">
+            <wp:extent cx="5274310" cy="2299970"/>
+            <wp:effectExtent l="0" t="0" r="2540" b="5080"/>
+            <wp:docPr id="1155576173" name="图片 1" descr="图形用户界面, 文本, 应用程序&#10;&#10;AI 生成的内容可能不正确。"/>
+            <wp:cNvGraphicFramePr>
+              <a:graphicFrameLocks xmlns:a="http://schemas.openxmlformats.org/drawingml/2006/main" noChangeAspect="1"/>
+            </wp:cNvGraphicFramePr>
+            <a:graphic xmlns:a="http://schemas.openxmlformats.org/drawingml/2006/main">
+              <a:graphicData uri="http://schemas.openxmlformats.org/drawingml/2006/picture">
+                <pic:pic xmlns:pic="http://schemas.openxmlformats.org/drawingml/2006/picture">
+                  <pic:nvPicPr>
+                    <pic:cNvPr id="1155576173" name="图片 1" descr="图形用户界面, 文本, 应用程序&#10;&#10;AI 生成的内容可能不正确。"/>
+                    <pic:cNvPicPr/>
+                  </pic:nvPicPr>
+                  <pic:blipFill>
+                    <a:blip r:embed="rId5"/>
+                    <a:stretch>
+                      <a:fillRect/>
+                    </a:stretch>
+                  </pic:blipFill>
+                  <pic:spPr>
+                    <a:xfrm>
+                      <a:off x="0" y="0"/>
+                      <a:ext cx="5274310" cy="2299970"/>
+                    </a:xfrm>
+                    <a:prstGeom prst="rect">
+                      <a:avLst/>
+                    </a:prstGeom>
+                  </pic:spPr>
+                </pic:pic>
+              </a:graphicData>
+            </a:graphic>
+          </wp:inline>
+        </w:drawing>
+      </w:r>
+    </w:p>
+    <w:p>
+      <w:pPr>
+        <w:rPr>
+          <w:rFonts w:hint="eastAsia"/>
+        </w:rPr>
+      </w:pPr>
     </w:p>
     <w:sectPr>
       <w:pgSz w:w="11906" w:h="16838"/>

--- a/td5/report.docx
+++ b/td5/report.docx
@@ -3,6 +3,11 @@
 <w:document xmlns:wpc="http://schemas.microsoft.com/office/word/2010/wordprocessingCanvas" xmlns:cx="http://schemas.microsoft.com/office/drawing/2014/chartex" xmlns:cx1="http://schemas.microsoft.com/office/drawing/2015/9/8/chartex" xmlns:cx2="http://schemas.microsoft.com/office/drawing/2015/10/21/chartex" xmlns:cx3="http://schemas.microsoft.com/office/drawing/2016/5/9/chartex" xmlns:cx4="http://schemas.microsoft.com/office/drawing/2016/5/10/chartex" xmlns:cx5="http://schemas.microsoft.com/office/drawing/2016/5/11/chartex" xmlns:cx6="http://schemas.microsoft.com/office/drawing/2016/5/12/chartex" xmlns:cx7="http://schemas.microsoft.com/office/drawing/2016/5/13/chartex" xmlns:cx8="http://schemas.microsoft.com/office/drawing/2016/5/14/chartex" xmlns:mc="http://schemas.openxmlformats.org/markup-compatibility/2006" xmlns:aink="http://schemas.microsoft.com/office/drawing/2016/ink" xmlns:am3d="http://schemas.microsoft.com/office/drawing/2017/model3d" xmlns:o="urn:schemas-microsoft-com:office:office" xmlns:oel="http://schemas.microsoft.com/office/2019/extlst" xmlns:r="http://schemas.openxmlformats.org/officeDocument/2006/relationships" xmlns:m="http://schemas.openxmlformats.org/officeDocument/2006/math" xmlns:v="urn:schemas-microsoft-com:vml" xmlns:wp14="http://schemas.microsoft.com/office/word/2010/wordprocessingDrawing" xmlns:wp="http://schemas.openxmlformats.org/drawingml/2006/wordprocessingDrawing" xmlns:w10="urn:schemas-microsoft-com:office:word" xmlns:w="http://schemas.openxmlformats.org/wordprocessingml/2006/main" xmlns:w14="http://schemas.microsoft.com/office/word/2010/wordml" xmlns:w15="http://schemas.microsoft.com/office/word/2012/wordml" xmlns:w16cex="http://schemas.microsoft.com/office/word/2018/wordml/cex" xmlns:w16cid="http://schemas.microsoft.com/office/word/2016/wordml/cid" xmlns:w16="http://schemas.microsoft.com/office/word/2018/wordml" xmlns:w16du="http://schemas.microsoft.com/office/word/2023/wordml/word16du" xmlns:w16sdtdh="http://schemas.microsoft.com/office/word/2020/wordml/sdtdatahash" xmlns:w16sdtfl="http://schemas.microsoft.com/office/word/2024/wordml/sdtformatlock" xmlns:w16se="http://schemas.microsoft.com/office/word/2015/wordml/symex" xmlns:wpg="http://schemas.microsoft.com/office/word/2010/wordprocessingGroup" xmlns:wpi="http://schemas.microsoft.com/office/word/2010/wordprocessingInk" xmlns:wne="http://schemas.microsoft.com/office/word/2006/wordml" xmlns:wps="http://schemas.microsoft.com/office/word/2010/wordprocessingShape" mc:Ignorable="w14 w15 w16se w16cid w16 w16cex w16sdtdh w16sdtfl w16du wp14">
   <w:body>
     <w:p>
+      <w:pPr>
+        <w:rPr>
+          <w:rFonts w:hint="eastAsia"/>
+        </w:rPr>
+      </w:pPr>
       <w:r>
         <w:rPr>
           <w:noProof/>
@@ -90,6 +95,47 @@
           <w:rFonts w:hint="eastAsia"/>
         </w:rPr>
       </w:pPr>
+      <w:r>
+        <w:rPr>
+          <w:noProof/>
+        </w:rPr>
+        <w:lastRenderedPageBreak/>
+        <w:drawing>
+          <wp:inline distT="0" distB="0" distL="0" distR="0" wp14:anchorId="6A0B631C" wp14:editId="4DCBEF09">
+            <wp:extent cx="5274310" cy="2235200"/>
+            <wp:effectExtent l="0" t="0" r="2540" b="0"/>
+            <wp:docPr id="815276259" name="图片 1" descr="图形用户界面, 文本, 应用程序&#10;&#10;AI 生成的内容可能不正确。"/>
+            <wp:cNvGraphicFramePr>
+              <a:graphicFrameLocks xmlns:a="http://schemas.openxmlformats.org/drawingml/2006/main" noChangeAspect="1"/>
+            </wp:cNvGraphicFramePr>
+            <a:graphic xmlns:a="http://schemas.openxmlformats.org/drawingml/2006/main">
+              <a:graphicData uri="http://schemas.openxmlformats.org/drawingml/2006/picture">
+                <pic:pic xmlns:pic="http://schemas.openxmlformats.org/drawingml/2006/picture">
+                  <pic:nvPicPr>
+                    <pic:cNvPr id="815276259" name="图片 1" descr="图形用户界面, 文本, 应用程序&#10;&#10;AI 生成的内容可能不正确。"/>
+                    <pic:cNvPicPr/>
+                  </pic:nvPicPr>
+                  <pic:blipFill>
+                    <a:blip r:embed="rId6"/>
+                    <a:stretch>
+                      <a:fillRect/>
+                    </a:stretch>
+                  </pic:blipFill>
+                  <pic:spPr>
+                    <a:xfrm>
+                      <a:off x="0" y="0"/>
+                      <a:ext cx="5274310" cy="2235200"/>
+                    </a:xfrm>
+                    <a:prstGeom prst="rect">
+                      <a:avLst/>
+                    </a:prstGeom>
+                  </pic:spPr>
+                </pic:pic>
+              </a:graphicData>
+            </a:graphic>
+          </wp:inline>
+        </w:drawing>
+      </w:r>
     </w:p>
     <w:sectPr>
       <w:pgSz w:w="11906" w:h="16838"/>

--- a/td5/report.docx
+++ b/td5/report.docx
@@ -3,6 +3,11 @@
 <w:document xmlns:wpc="http://schemas.microsoft.com/office/word/2010/wordprocessingCanvas" xmlns:cx="http://schemas.microsoft.com/office/drawing/2014/chartex" xmlns:cx1="http://schemas.microsoft.com/office/drawing/2015/9/8/chartex" xmlns:cx2="http://schemas.microsoft.com/office/drawing/2015/10/21/chartex" xmlns:cx3="http://schemas.microsoft.com/office/drawing/2016/5/9/chartex" xmlns:cx4="http://schemas.microsoft.com/office/drawing/2016/5/10/chartex" xmlns:cx5="http://schemas.microsoft.com/office/drawing/2016/5/11/chartex" xmlns:cx6="http://schemas.microsoft.com/office/drawing/2016/5/12/chartex" xmlns:cx7="http://schemas.microsoft.com/office/drawing/2016/5/13/chartex" xmlns:cx8="http://schemas.microsoft.com/office/drawing/2016/5/14/chartex" xmlns:mc="http://schemas.openxmlformats.org/markup-compatibility/2006" xmlns:aink="http://schemas.microsoft.com/office/drawing/2016/ink" xmlns:am3d="http://schemas.microsoft.com/office/drawing/2017/model3d" xmlns:o="urn:schemas-microsoft-com:office:office" xmlns:oel="http://schemas.microsoft.com/office/2019/extlst" xmlns:r="http://schemas.openxmlformats.org/officeDocument/2006/relationships" xmlns:m="http://schemas.openxmlformats.org/officeDocument/2006/math" xmlns:v="urn:schemas-microsoft-com:vml" xmlns:wp14="http://schemas.microsoft.com/office/word/2010/wordprocessingDrawing" xmlns:wp="http://schemas.openxmlformats.org/drawingml/2006/wordprocessingDrawing" xmlns:w10="urn:schemas-microsoft-com:office:word" xmlns:w="http://schemas.openxmlformats.org/wordprocessingml/2006/main" xmlns:w14="http://schemas.microsoft.com/office/word/2010/wordml" xmlns:w15="http://schemas.microsoft.com/office/word/2012/wordml" xmlns:w16cex="http://schemas.microsoft.com/office/word/2018/wordml/cex" xmlns:w16cid="http://schemas.microsoft.com/office/word/2016/wordml/cid" xmlns:w16="http://schemas.microsoft.com/office/word/2018/wordml" xmlns:w16du="http://schemas.microsoft.com/office/word/2023/wordml/word16du" xmlns:w16sdtdh="http://schemas.microsoft.com/office/word/2020/wordml/sdtdatahash" xmlns:w16sdtfl="http://schemas.microsoft.com/office/word/2024/wordml/sdtformatlock" xmlns:w16se="http://schemas.microsoft.com/office/word/2015/wordml/symex" xmlns:wpg="http://schemas.microsoft.com/office/word/2010/wordprocessingGroup" xmlns:wpi="http://schemas.microsoft.com/office/word/2010/wordprocessingInk" xmlns:wne="http://schemas.microsoft.com/office/word/2006/wordml" xmlns:wps="http://schemas.microsoft.com/office/word/2010/wordprocessingShape" mc:Ignorable="w14 w15 w16se w16cid w16 w16cex w16sdtdh w16sdtfl w16du wp14">
   <w:body>
     <w:p>
+      <w:pPr>
+        <w:rPr>
+          <w:rFonts w:hint="eastAsia"/>
+        </w:rPr>
+      </w:pPr>
       <w:r>
         <w:rPr>
           <w:noProof/>
@@ -90,6 +95,47 @@
           <w:rFonts w:hint="eastAsia"/>
         </w:rPr>
       </w:pPr>
+      <w:r>
+        <w:rPr>
+          <w:noProof/>
+        </w:rPr>
+        <w:lastRenderedPageBreak/>
+        <w:drawing>
+          <wp:inline distT="0" distB="0" distL="0" distR="0" wp14:anchorId="723088AB" wp14:editId="77EE9BB0">
+            <wp:extent cx="5274310" cy="6951980"/>
+            <wp:effectExtent l="0" t="0" r="2540" b="1270"/>
+            <wp:docPr id="1835831716" name="图片 1" descr="图形用户界面, 文本, 应用程序, 电子邮件&#10;&#10;AI 生成的内容可能不正确。"/>
+            <wp:cNvGraphicFramePr>
+              <a:graphicFrameLocks xmlns:a="http://schemas.openxmlformats.org/drawingml/2006/main" noChangeAspect="1"/>
+            </wp:cNvGraphicFramePr>
+            <a:graphic xmlns:a="http://schemas.openxmlformats.org/drawingml/2006/main">
+              <a:graphicData uri="http://schemas.openxmlformats.org/drawingml/2006/picture">
+                <pic:pic xmlns:pic="http://schemas.openxmlformats.org/drawingml/2006/picture">
+                  <pic:nvPicPr>
+                    <pic:cNvPr id="1835831716" name="图片 1" descr="图形用户界面, 文本, 应用程序, 电子邮件&#10;&#10;AI 生成的内容可能不正确。"/>
+                    <pic:cNvPicPr/>
+                  </pic:nvPicPr>
+                  <pic:blipFill>
+                    <a:blip r:embed="rId6"/>
+                    <a:stretch>
+                      <a:fillRect/>
+                    </a:stretch>
+                  </pic:blipFill>
+                  <pic:spPr>
+                    <a:xfrm>
+                      <a:off x="0" y="0"/>
+                      <a:ext cx="5274310" cy="6951980"/>
+                    </a:xfrm>
+                    <a:prstGeom prst="rect">
+                      <a:avLst/>
+                    </a:prstGeom>
+                  </pic:spPr>
+                </pic:pic>
+              </a:graphicData>
+            </a:graphic>
+          </wp:inline>
+        </w:drawing>
+      </w:r>
     </w:p>
     <w:sectPr>
       <w:pgSz w:w="11906" w:h="16838"/>
